--- a/documents/Ведомость ПМ11.docx
+++ b/documents/Ведомость ПМ11.docx
@@ -99,6 +99,7 @@
                 <w:lang w:eastAsia="ru-RU"/>
               </w:rPr>
             </w:pPr>
+            <w:proofErr w:type="gramStart"/>
             <w:r>
               <w:rPr>
                 <w:rFonts w:ascii="Times New Roman" w:eastAsia="Times New Roman" w:hAnsi="Times New Roman" w:cs="Times New Roman"/>
@@ -126,6 +127,7 @@
               </w:rPr>
               <w:t>мат</w:t>
             </w:r>
+            <w:proofErr w:type="gramEnd"/>
           </w:p>
         </w:tc>
         <w:tc>
@@ -204,14 +206,25 @@
                 <w:lang w:eastAsia="ru-RU"/>
               </w:rPr>
             </w:pPr>
-            <w:r>
-              <w:rPr>
-                <w:rFonts w:ascii="Times New Roman" w:eastAsia="Times New Roman" w:hAnsi="Times New Roman" w:cs="Times New Roman"/>
-                <w:sz w:val="24"/>
-                <w:szCs w:val="24"/>
-                <w:lang w:eastAsia="ru-RU"/>
-              </w:rPr>
-              <w:t>Кол.Лис</w:t>
+            <w:proofErr w:type="spellStart"/>
+            <w:r>
+              <w:rPr>
+                <w:rFonts w:ascii="Times New Roman" w:eastAsia="Times New Roman" w:hAnsi="Times New Roman" w:cs="Times New Roman"/>
+                <w:sz w:val="24"/>
+                <w:szCs w:val="24"/>
+                <w:lang w:eastAsia="ru-RU"/>
+              </w:rPr>
+              <w:t>Кол.</w:t>
+            </w:r>
+            <w:proofErr w:type="gramStart"/>
+            <w:r>
+              <w:rPr>
+                <w:rFonts w:ascii="Times New Roman" w:eastAsia="Times New Roman" w:hAnsi="Times New Roman" w:cs="Times New Roman"/>
+                <w:sz w:val="24"/>
+                <w:szCs w:val="24"/>
+                <w:lang w:eastAsia="ru-RU"/>
+              </w:rPr>
+              <w:t>Лис</w:t>
             </w:r>
             <w:r>
               <w:rPr>
@@ -231,6 +244,8 @@
               </w:rPr>
               <w:t>тов</w:t>
             </w:r>
+            <w:proofErr w:type="spellEnd"/>
+            <w:proofErr w:type="gramEnd"/>
           </w:p>
         </w:tc>
         <w:tc>
@@ -296,6 +311,7 @@
                 <w:lang w:eastAsia="ru-RU"/>
               </w:rPr>
             </w:pPr>
+            <w:proofErr w:type="spellStart"/>
             <w:r>
               <w:rPr>
                 <w:rFonts w:ascii="Times New Roman" w:eastAsia="Times New Roman" w:hAnsi="Times New Roman" w:cs="Times New Roman"/>
@@ -323,6 +339,7 @@
               </w:rPr>
               <w:t>ние</w:t>
             </w:r>
+            <w:proofErr w:type="spellEnd"/>
           </w:p>
         </w:tc>
       </w:tr>
@@ -1275,16 +1292,7 @@
                 <w:szCs w:val="24"/>
                 <w:lang w:eastAsia="ru-RU"/>
               </w:rPr>
-              <w:t>6</w:t>
-            </w:r>
-            <w:r>
-              <w:rPr>
-                <w:rFonts w:ascii="Times New Roman" w:eastAsia="Times New Roman" w:hAnsi="Times New Roman" w:cs="Times New Roman"/>
-                <w:sz w:val="24"/>
-                <w:szCs w:val="24"/>
-                <w:lang w:eastAsia="ru-RU"/>
-              </w:rPr>
-              <w:t>7</w:t>
+              <w:t>74</w:t>
             </w:r>
           </w:p>
         </w:tc>
